--- a/assets/resume.docx
+++ b/assets/resume.docx
@@ -1,6 +1,6 @@
 
 <file path=word/document.xml><?xml version="1.0" encoding="utf-8"?>
-<w:document xmlns:mc="http://schemas.openxmlformats.org/markup-compatibility/2006" xmlns:o="urn:schemas-microsoft-com:office:office" xmlns:r="http://schemas.openxmlformats.org/officeDocument/2006/relationships" xmlns:m="http://schemas.openxmlformats.org/officeDocument/2006/math" xmlns:v="urn:schemas-microsoft-com:vml" xmlns:wp="http://schemas.openxmlformats.org/drawingml/2006/wordprocessingDrawing" xmlns:w10="urn:schemas-microsoft-com:office:word" xmlns:w="http://schemas.openxmlformats.org/wordprocessingml/2006/main" xmlns:wne="http://schemas.microsoft.com/office/word/2006/wordml" xmlns:sl="http://schemas.openxmlformats.org/schemaLibrary/2006/main" xmlns:a="http://schemas.openxmlformats.org/drawingml/2006/main" xmlns:pic="http://schemas.openxmlformats.org/drawingml/2006/picture" xmlns:c="http://schemas.openxmlformats.org/drawingml/2006/chart" xmlns:lc="http://schemas.openxmlformats.org/drawingml/2006/lockedCanvas" xmlns:dgm="http://schemas.openxmlformats.org/drawingml/2006/diagram" xmlns:wps="http://schemas.microsoft.com/office/word/2010/wordprocessingShape" xmlns:wpg="http://schemas.microsoft.com/office/word/2010/wordprocessingGroup" xmlns:w14="http://schemas.microsoft.com/office/word/2010/wordml" xmlns:w15="http://schemas.microsoft.com/office/word/2012/wordml">
+<w:document xmlns:mc="http://schemas.openxmlformats.org/markup-compatibility/2006" xmlns:o="urn:schemas-microsoft-com:office:office" xmlns:r="http://schemas.openxmlformats.org/officeDocument/2006/relationships" xmlns:m="http://schemas.openxmlformats.org/officeDocument/2006/math" xmlns:v="urn:schemas-microsoft-com:vml" xmlns:wp="http://schemas.openxmlformats.org/drawingml/2006/wordprocessingDrawing" xmlns:w10="urn:schemas-microsoft-com:office:word" xmlns:w="http://schemas.openxmlformats.org/wordprocessingml/2006/main" xmlns:wne="http://schemas.microsoft.com/office/word/2006/wordml" xmlns:sl="http://schemas.openxmlformats.org/schemaLibrary/2006/main" xmlns:a="http://schemas.openxmlformats.org/drawingml/2006/main" xmlns:pic="http://schemas.openxmlformats.org/drawingml/2006/picture" xmlns:c="http://schemas.openxmlformats.org/drawingml/2006/chart" xmlns:lc="http://schemas.openxmlformats.org/drawingml/2006/lockedCanvas" xmlns:dgm="http://schemas.openxmlformats.org/drawingml/2006/diagram" xmlns:wps="http://schemas.microsoft.com/office/word/2010/wordprocessingShape" xmlns:wpg="http://schemas.microsoft.com/office/word/2010/wordprocessingGroup" xmlns:w14="http://schemas.microsoft.com/office/word/2010/wordml" xmlns:w15="http://schemas.microsoft.com/office/word/2012/wordml" xmlns:w16="http://schemas.microsoft.com/office/word/2018/wordml" xmlns:w16cex="http://schemas.microsoft.com/office/word/2018/wordml/cex" xmlns:w16cid="http://schemas.microsoft.com/office/word/2016/wordml/cid" xmlns="http://schemas.microsoft.com/office/tasks/2019/documenttasks" xmlns:cr="http://schemas.microsoft.com/office/comments/2020/reactions">
   <w:body>
     <w:p>
       <w:pPr>
@@ -183,19 +183,7 @@
         <w:spacing w:after="0" w:before="325.111083984375" w:line="240" w:lineRule="auto"/>
         <w:ind w:left="0" w:right="0" w:firstLine="0"/>
         <w:jc w:val="left"/>
-        <w:rPr>
-          <w:rFonts w:ascii="Arial" w:cs="Arial" w:eastAsia="Arial" w:hAnsi="Arial"/>
-          <w:b w:val="0"/>
-          <w:i w:val="0"/>
-          <w:smallCaps w:val="0"/>
-          <w:strike w:val="0"/>
-          <w:color w:val="000000"/>
-          <w:sz w:val="22"/>
-          <w:szCs w:val="22"/>
-          <w:u w:val="none"/>
-          <w:shd w:fill="auto" w:val="clear"/>
-          <w:vertAlign w:val="baseline"/>
-        </w:rPr>
+        <w:rPr/>
       </w:pPr>
       <w:r>
         <w:rPr>
@@ -218,12 +206,7 @@
         <w:rPr>
           <w:rtl w:val="0"/>
         </w:rPr>
-        <w:t xml:space="preserve">capable developer with a passion for clean code.</w:t>
-      </w:r>
-      <w:r>
-        <w:rPr>
-          <w:rtl w:val="0"/>
-        </w:rPr>
+        <w:t xml:space="preserve">capable developer with an appreciation for clean and concise code. I work most efficiently and enthusiastically in a team setting where I can both motivate and be motivated by my fellow developers.</w:t>
       </w:r>
     </w:p>
     <w:p>
@@ -358,59 +341,257 @@
         <w:spacing w:after="0" w:before="34.185791015625" w:line="264.3717384338379" w:lineRule="auto"/>
         <w:ind w:left="6.820068359375" w:right="463.946533203125" w:firstLine="9.459991455078125"/>
         <w:jc w:val="left"/>
-        <w:rPr>
-          <w:rFonts w:ascii="Arial" w:cs="Arial" w:eastAsia="Arial" w:hAnsi="Arial"/>
-          <w:b w:val="0"/>
-          <w:i w:val="0"/>
-          <w:smallCaps w:val="0"/>
-          <w:strike w:val="0"/>
-          <w:color w:val="000000"/>
-          <w:sz w:val="22"/>
-          <w:szCs w:val="22"/>
-          <w:u w:val="none"/>
-          <w:shd w:fill="auto" w:val="clear"/>
-          <w:vertAlign w:val="baseline"/>
-        </w:rPr>
-      </w:pPr>
-      <w:r>
-        <w:rPr>
-          <w:rFonts w:ascii="Arial" w:cs="Arial" w:eastAsia="Arial" w:hAnsi="Arial"/>
-          <w:b w:val="0"/>
-          <w:i w:val="0"/>
-          <w:smallCaps w:val="0"/>
-          <w:strike w:val="0"/>
-          <w:color w:val="000000"/>
-          <w:sz w:val="22"/>
-          <w:szCs w:val="22"/>
-          <w:u w:val="none"/>
-          <w:shd w:fill="auto" w:val="clear"/>
-          <w:vertAlign w:val="baseline"/>
-          <w:rtl w:val="0"/>
-        </w:rPr>
-        <w:t xml:space="preserve">Maintained and developed an internal report generation interface built on react-admin</w:t>
-      </w:r>
-      <w:r>
-        <w:rPr>
-          <w:rtl w:val="0"/>
-        </w:rPr>
-        <w:t xml:space="preserve">. S</w:t>
-      </w:r>
-      <w:r>
-        <w:rPr>
-          <w:rFonts w:ascii="Arial" w:cs="Arial" w:eastAsia="Arial" w:hAnsi="Arial"/>
-          <w:b w:val="0"/>
-          <w:i w:val="0"/>
-          <w:smallCaps w:val="0"/>
-          <w:strike w:val="0"/>
-          <w:color w:val="000000"/>
-          <w:sz w:val="22"/>
-          <w:szCs w:val="22"/>
-          <w:u w:val="none"/>
-          <w:shd w:fill="auto" w:val="clear"/>
-          <w:vertAlign w:val="baseline"/>
-          <w:rtl w:val="0"/>
-        </w:rPr>
-        <w:t xml:space="preserve">upported back end systems using AWS. Created and maintained a Wiki.js application for internal use. Created a client-facing React-based brochure/help website. Maintained an active PostgreSQL database. </w:t>
+        <w:rPr/>
+      </w:pPr>
+      <w:r>
+        <w:rPr>
+          <w:rFonts w:ascii="Arial" w:cs="Arial" w:eastAsia="Arial" w:hAnsi="Arial"/>
+          <w:b w:val="0"/>
+          <w:i w:val="0"/>
+          <w:smallCaps w:val="0"/>
+          <w:strike w:val="0"/>
+          <w:color w:val="000000"/>
+          <w:sz w:val="22"/>
+          <w:szCs w:val="22"/>
+          <w:u w:val="none"/>
+          <w:shd w:fill="auto" w:val="clear"/>
+          <w:vertAlign w:val="baseline"/>
+          <w:rtl w:val="0"/>
+        </w:rPr>
+        <w:t xml:space="preserve">Maintained and developed an internal sales report generation </w:t>
+      </w:r>
+      <w:r>
+        <w:rPr>
+          <w:rtl w:val="0"/>
+        </w:rPr>
+        <w:t xml:space="preserve">application </w:t>
+      </w:r>
+      <w:r>
+        <w:rPr>
+          <w:rFonts w:ascii="Arial" w:cs="Arial" w:eastAsia="Arial" w:hAnsi="Arial"/>
+          <w:b w:val="0"/>
+          <w:i w:val="0"/>
+          <w:smallCaps w:val="0"/>
+          <w:strike w:val="0"/>
+          <w:color w:val="000000"/>
+          <w:sz w:val="22"/>
+          <w:szCs w:val="22"/>
+          <w:u w:val="none"/>
+          <w:shd w:fill="auto" w:val="clear"/>
+          <w:vertAlign w:val="baseline"/>
+          <w:rtl w:val="0"/>
+        </w:rPr>
+        <w:t xml:space="preserve">built on </w:t>
+      </w:r>
+      <w:r>
+        <w:rPr>
+          <w:rtl w:val="0"/>
+        </w:rPr>
+        <w:t xml:space="preserve">React.</w:t>
+      </w:r>
+    </w:p>
+    <w:p>
+      <w:pPr>
+        <w:keepNext w:val="0"/>
+        <w:keepLines w:val="0"/>
+        <w:pageBreakBefore w:val="0"/>
+        <w:widowControl w:val="0"/>
+        <w:pBdr>
+          <w:top w:space="0" w:sz="0" w:val="nil"/>
+          <w:left w:space="0" w:sz="0" w:val="nil"/>
+          <w:bottom w:space="0" w:sz="0" w:val="nil"/>
+          <w:right w:space="0" w:sz="0" w:val="nil"/>
+          <w:between w:space="0" w:sz="0" w:val="nil"/>
+        </w:pBdr>
+        <w:shd w:fill="auto" w:val="clear"/>
+        <w:spacing w:after="0" w:before="34.185791015625" w:line="264.3717384338379" w:lineRule="auto"/>
+        <w:ind w:left="6.820068359375" w:right="463.946533203125" w:firstLine="9.459991455078125"/>
+        <w:jc w:val="left"/>
+        <w:rPr/>
+      </w:pPr>
+      <w:r>
+        <w:rPr>
+          <w:rtl w:val="0"/>
+        </w:rPr>
+        <w:t xml:space="preserve">S</w:t>
+      </w:r>
+      <w:r>
+        <w:rPr>
+          <w:rFonts w:ascii="Arial" w:cs="Arial" w:eastAsia="Arial" w:hAnsi="Arial"/>
+          <w:b w:val="0"/>
+          <w:i w:val="0"/>
+          <w:smallCaps w:val="0"/>
+          <w:strike w:val="0"/>
+          <w:color w:val="000000"/>
+          <w:sz w:val="22"/>
+          <w:szCs w:val="22"/>
+          <w:u w:val="none"/>
+          <w:shd w:fill="auto" w:val="clear"/>
+          <w:vertAlign w:val="baseline"/>
+          <w:rtl w:val="0"/>
+        </w:rPr>
+        <w:t xml:space="preserve">upported back end systems using AWS.</w:t>
+      </w:r>
+      <w:r>
+        <w:rPr>
+          <w:rtl w:val="0"/>
+        </w:rPr>
+      </w:r>
+    </w:p>
+    <w:p>
+      <w:pPr>
+        <w:keepNext w:val="0"/>
+        <w:keepLines w:val="0"/>
+        <w:pageBreakBefore w:val="0"/>
+        <w:widowControl w:val="0"/>
+        <w:pBdr>
+          <w:top w:space="0" w:sz="0" w:val="nil"/>
+          <w:left w:space="0" w:sz="0" w:val="nil"/>
+          <w:bottom w:space="0" w:sz="0" w:val="nil"/>
+          <w:right w:space="0" w:sz="0" w:val="nil"/>
+          <w:between w:space="0" w:sz="0" w:val="nil"/>
+        </w:pBdr>
+        <w:shd w:fill="auto" w:val="clear"/>
+        <w:spacing w:after="0" w:before="34.185791015625" w:line="264.3717384338379" w:lineRule="auto"/>
+        <w:ind w:left="6.820068359375" w:right="463.946533203125" w:firstLine="9.459991455078125"/>
+        <w:jc w:val="left"/>
+        <w:rPr/>
+      </w:pPr>
+      <w:r>
+        <w:rPr>
+          <w:rFonts w:ascii="Arial" w:cs="Arial" w:eastAsia="Arial" w:hAnsi="Arial"/>
+          <w:b w:val="0"/>
+          <w:i w:val="0"/>
+          <w:smallCaps w:val="0"/>
+          <w:strike w:val="0"/>
+          <w:color w:val="000000"/>
+          <w:sz w:val="22"/>
+          <w:szCs w:val="22"/>
+          <w:u w:val="none"/>
+          <w:shd w:fill="auto" w:val="clear"/>
+          <w:vertAlign w:val="baseline"/>
+          <w:rtl w:val="0"/>
+        </w:rPr>
+        <w:t xml:space="preserve">Created and maintained a Wiki.js application for internal use.</w:t>
+      </w:r>
+      <w:r>
+        <w:rPr>
+          <w:rtl w:val="0"/>
+        </w:rPr>
+      </w:r>
+    </w:p>
+    <w:p>
+      <w:pPr>
+        <w:keepNext w:val="0"/>
+        <w:keepLines w:val="0"/>
+        <w:pageBreakBefore w:val="0"/>
+        <w:widowControl w:val="0"/>
+        <w:pBdr>
+          <w:top w:space="0" w:sz="0" w:val="nil"/>
+          <w:left w:space="0" w:sz="0" w:val="nil"/>
+          <w:bottom w:space="0" w:sz="0" w:val="nil"/>
+          <w:right w:space="0" w:sz="0" w:val="nil"/>
+          <w:between w:space="0" w:sz="0" w:val="nil"/>
+        </w:pBdr>
+        <w:shd w:fill="auto" w:val="clear"/>
+        <w:spacing w:after="0" w:before="34.185791015625" w:line="264.3717384338379" w:lineRule="auto"/>
+        <w:ind w:left="6.820068359375" w:right="463.946533203125" w:firstLine="9.459991455078125"/>
+        <w:jc w:val="left"/>
+        <w:rPr/>
+      </w:pPr>
+      <w:r>
+        <w:rPr>
+          <w:rFonts w:ascii="Arial" w:cs="Arial" w:eastAsia="Arial" w:hAnsi="Arial"/>
+          <w:b w:val="0"/>
+          <w:i w:val="0"/>
+          <w:smallCaps w:val="0"/>
+          <w:strike w:val="0"/>
+          <w:color w:val="000000"/>
+          <w:sz w:val="22"/>
+          <w:szCs w:val="22"/>
+          <w:u w:val="none"/>
+          <w:shd w:fill="auto" w:val="clear"/>
+          <w:vertAlign w:val="baseline"/>
+          <w:rtl w:val="0"/>
+        </w:rPr>
+        <w:t xml:space="preserve">Created a client-facing React-based brochure/help/FAQ website.</w:t>
+      </w:r>
+      <w:r>
+        <w:rPr>
+          <w:rtl w:val="0"/>
+        </w:rPr>
+      </w:r>
+    </w:p>
+    <w:p>
+      <w:pPr>
+        <w:keepNext w:val="0"/>
+        <w:keepLines w:val="0"/>
+        <w:pageBreakBefore w:val="0"/>
+        <w:widowControl w:val="0"/>
+        <w:pBdr>
+          <w:top w:space="0" w:sz="0" w:val="nil"/>
+          <w:left w:space="0" w:sz="0" w:val="nil"/>
+          <w:bottom w:space="0" w:sz="0" w:val="nil"/>
+          <w:right w:space="0" w:sz="0" w:val="nil"/>
+          <w:between w:space="0" w:sz="0" w:val="nil"/>
+        </w:pBdr>
+        <w:shd w:fill="auto" w:val="clear"/>
+        <w:spacing w:after="0" w:before="34.185791015625" w:line="264.3717384338379" w:lineRule="auto"/>
+        <w:ind w:left="6.820068359375" w:right="463.946533203125" w:firstLine="9.459991455078125"/>
+        <w:jc w:val="left"/>
+        <w:rPr>
+          <w:rFonts w:ascii="Arial" w:cs="Arial" w:eastAsia="Arial" w:hAnsi="Arial"/>
+          <w:b w:val="0"/>
+          <w:i w:val="0"/>
+          <w:smallCaps w:val="0"/>
+          <w:strike w:val="0"/>
+          <w:color w:val="000000"/>
+          <w:sz w:val="22"/>
+          <w:szCs w:val="22"/>
+          <w:u w:val="none"/>
+          <w:shd w:fill="auto" w:val="clear"/>
+          <w:vertAlign w:val="baseline"/>
+        </w:rPr>
+      </w:pPr>
+      <w:r>
+        <w:rPr>
+          <w:rFonts w:ascii="Arial" w:cs="Arial" w:eastAsia="Arial" w:hAnsi="Arial"/>
+          <w:b w:val="0"/>
+          <w:i w:val="0"/>
+          <w:smallCaps w:val="0"/>
+          <w:strike w:val="0"/>
+          <w:color w:val="000000"/>
+          <w:sz w:val="22"/>
+          <w:szCs w:val="22"/>
+          <w:u w:val="none"/>
+          <w:shd w:fill="auto" w:val="clear"/>
+          <w:vertAlign w:val="baseline"/>
+          <w:rtl w:val="0"/>
+        </w:rPr>
+        <w:t xml:space="preserve">Maintained a</w:t>
+      </w:r>
+      <w:r>
+        <w:rPr>
+          <w:rtl w:val="0"/>
+        </w:rPr>
+        <w:t xml:space="preserve"> </w:t>
+      </w:r>
+      <w:r>
+        <w:rPr>
+          <w:rFonts w:ascii="Arial" w:cs="Arial" w:eastAsia="Arial" w:hAnsi="Arial"/>
+          <w:b w:val="0"/>
+          <w:i w:val="0"/>
+          <w:smallCaps w:val="0"/>
+          <w:strike w:val="0"/>
+          <w:color w:val="000000"/>
+          <w:sz w:val="22"/>
+          <w:szCs w:val="22"/>
+          <w:u w:val="none"/>
+          <w:shd w:fill="auto" w:val="clear"/>
+          <w:vertAlign w:val="baseline"/>
+          <w:rtl w:val="0"/>
+        </w:rPr>
+        <w:t xml:space="preserve">PostgreSQL database. </w:t>
       </w:r>
     </w:p>
     <w:p>
@@ -431,17 +612,7 @@
         <w:ind w:left="10.3399658203125" w:right="0" w:firstLine="0"/>
         <w:jc w:val="left"/>
         <w:rPr>
-          <w:rFonts w:ascii="Arial" w:cs="Arial" w:eastAsia="Arial" w:hAnsi="Arial"/>
-          <w:b w:val="0"/>
           <w:i w:val="1"/>
-          <w:smallCaps w:val="0"/>
-          <w:strike w:val="0"/>
-          <w:color w:val="000000"/>
-          <w:sz w:val="22"/>
-          <w:szCs w:val="22"/>
-          <w:u w:val="none"/>
-          <w:shd w:fill="auto" w:val="clear"/>
-          <w:vertAlign w:val="baseline"/>
         </w:rPr>
       </w:pPr>
       <w:r>
@@ -477,6 +648,37 @@
           <w:rtl w:val="0"/>
         </w:rPr>
         <w:t xml:space="preserve">Consultant (June 2019 - September 2020) </w:t>
+      </w:r>
+      <w:r>
+        <w:rPr>
+          <w:rtl w:val="0"/>
+        </w:rPr>
+      </w:r>
+    </w:p>
+    <w:p>
+      <w:pPr>
+        <w:keepNext w:val="0"/>
+        <w:keepLines w:val="0"/>
+        <w:pageBreakBefore w:val="0"/>
+        <w:widowControl w:val="0"/>
+        <w:pBdr>
+          <w:top w:space="0" w:sz="0" w:val="nil"/>
+          <w:left w:space="0" w:sz="0" w:val="nil"/>
+          <w:bottom w:space="0" w:sz="0" w:val="nil"/>
+          <w:right w:space="0" w:sz="0" w:val="nil"/>
+          <w:between w:space="0" w:sz="0" w:val="nil"/>
+        </w:pBdr>
+        <w:shd w:fill="auto" w:val="clear"/>
+        <w:spacing w:after="0" w:before="34.1851806640625" w:line="264.3717384338379" w:lineRule="auto"/>
+        <w:ind w:left="6.820068359375" w:right="0" w:firstLine="0"/>
+        <w:jc w:val="left"/>
+        <w:rPr/>
+      </w:pPr>
+      <w:r>
+        <w:rPr>
+          <w:rtl w:val="0"/>
+        </w:rPr>
+        <w:t xml:space="preserve">Worked for a large banking client as a front-end developer on an internal Angular 8 application.</w:t>
       </w:r>
     </w:p>
     <w:p>
@@ -496,36 +698,95 @@
         <w:spacing w:after="0" w:before="34.1851806640625" w:line="264.3717384338379" w:lineRule="auto"/>
         <w:ind w:left="6.820068359375" w:right="0" w:firstLine="3.079986572265625"/>
         <w:jc w:val="left"/>
-        <w:rPr>
-          <w:rFonts w:ascii="Arial" w:cs="Arial" w:eastAsia="Arial" w:hAnsi="Arial"/>
-          <w:b w:val="0"/>
-          <w:i w:val="0"/>
-          <w:smallCaps w:val="0"/>
-          <w:strike w:val="0"/>
-          <w:color w:val="000000"/>
-          <w:sz w:val="22"/>
-          <w:szCs w:val="22"/>
-          <w:u w:val="none"/>
-          <w:shd w:fill="auto" w:val="clear"/>
-          <w:vertAlign w:val="baseline"/>
-        </w:rPr>
-      </w:pPr>
-      <w:r>
-        <w:rPr>
-          <w:rFonts w:ascii="Arial" w:cs="Arial" w:eastAsia="Arial" w:hAnsi="Arial"/>
-          <w:b w:val="0"/>
-          <w:i w:val="0"/>
-          <w:smallCaps w:val="0"/>
-          <w:strike w:val="0"/>
-          <w:color w:val="000000"/>
-          <w:sz w:val="22"/>
-          <w:szCs w:val="22"/>
-          <w:u w:val="none"/>
-          <w:shd w:fill="auto" w:val="clear"/>
-          <w:vertAlign w:val="baseline"/>
-          <w:rtl w:val="0"/>
-        </w:rPr>
-        <w:t xml:space="preserve">Studied for and obtained an Oracle Java SE 8 Associate certification. Developed and maintained several React and Angular apps for training purposes, both individually and within a small team of other trainees. Practiced agile software development in a training setting. </w:t>
+        <w:rPr/>
+      </w:pPr>
+      <w:r>
+        <w:rPr>
+          <w:rFonts w:ascii="Arial" w:cs="Arial" w:eastAsia="Arial" w:hAnsi="Arial"/>
+          <w:b w:val="0"/>
+          <w:i w:val="0"/>
+          <w:smallCaps w:val="0"/>
+          <w:strike w:val="0"/>
+          <w:color w:val="000000"/>
+          <w:sz w:val="22"/>
+          <w:szCs w:val="22"/>
+          <w:u w:val="none"/>
+          <w:shd w:fill="auto" w:val="clear"/>
+          <w:vertAlign w:val="baseline"/>
+          <w:rtl w:val="0"/>
+        </w:rPr>
+        <w:t xml:space="preserve">Studied for and obtained an Oracle Java SE 8 Associate certification.</w:t>
+      </w:r>
+      <w:r>
+        <w:rPr>
+          <w:rtl w:val="0"/>
+        </w:rPr>
+      </w:r>
+    </w:p>
+    <w:p>
+      <w:pPr>
+        <w:keepNext w:val="0"/>
+        <w:keepLines w:val="0"/>
+        <w:pageBreakBefore w:val="0"/>
+        <w:widowControl w:val="0"/>
+        <w:pBdr>
+          <w:top w:space="0" w:sz="0" w:val="nil"/>
+          <w:left w:space="0" w:sz="0" w:val="nil"/>
+          <w:bottom w:space="0" w:sz="0" w:val="nil"/>
+          <w:right w:space="0" w:sz="0" w:val="nil"/>
+          <w:between w:space="0" w:sz="0" w:val="nil"/>
+        </w:pBdr>
+        <w:shd w:fill="auto" w:val="clear"/>
+        <w:spacing w:after="0" w:before="34.1851806640625" w:line="264.3717384338379" w:lineRule="auto"/>
+        <w:ind w:left="6.820068359375" w:right="0" w:firstLine="3.079986572265625"/>
+        <w:jc w:val="left"/>
+        <w:rPr/>
+      </w:pPr>
+      <w:r>
+        <w:rPr>
+          <w:rFonts w:ascii="Arial" w:cs="Arial" w:eastAsia="Arial" w:hAnsi="Arial"/>
+          <w:b w:val="0"/>
+          <w:i w:val="0"/>
+          <w:smallCaps w:val="0"/>
+          <w:strike w:val="0"/>
+          <w:color w:val="000000"/>
+          <w:sz w:val="22"/>
+          <w:szCs w:val="22"/>
+          <w:u w:val="none"/>
+          <w:shd w:fill="auto" w:val="clear"/>
+          <w:vertAlign w:val="baseline"/>
+          <w:rtl w:val="0"/>
+        </w:rPr>
+        <w:t xml:space="preserve">Developed and maintained several React and Angular 8</w:t>
+      </w:r>
+      <w:r>
+        <w:rPr>
+          <w:rtl w:val="0"/>
+        </w:rPr>
+        <w:t xml:space="preserve"> applications</w:t>
+      </w:r>
+      <w:r>
+        <w:rPr>
+          <w:rFonts w:ascii="Arial" w:cs="Arial" w:eastAsia="Arial" w:hAnsi="Arial"/>
+          <w:b w:val="0"/>
+          <w:i w:val="0"/>
+          <w:smallCaps w:val="0"/>
+          <w:strike w:val="0"/>
+          <w:color w:val="000000"/>
+          <w:sz w:val="22"/>
+          <w:szCs w:val="22"/>
+          <w:u w:val="none"/>
+          <w:shd w:fill="auto" w:val="clear"/>
+          <w:vertAlign w:val="baseline"/>
+          <w:rtl w:val="0"/>
+        </w:rPr>
+        <w:t xml:space="preserve">, both individually and within a small tea</w:t>
+      </w:r>
+      <w:r>
+        <w:rPr>
+          <w:rtl w:val="0"/>
+        </w:rPr>
+        <w:t xml:space="preserve">m using agile practices.</w:t>
       </w:r>
     </w:p>
     <w:p>
@@ -594,6 +855,26 @@
         <w:spacing w:after="0" w:before="325.111083984375" w:line="240" w:lineRule="auto"/>
         <w:ind w:left="4.62005615234375" w:right="0" w:firstLine="0"/>
         <w:jc w:val="left"/>
+        <w:rPr/>
+      </w:pPr>
+      <w:r>
+        <w:rPr>
+          <w:rFonts w:ascii="Arial" w:cs="Arial" w:eastAsia="Arial" w:hAnsi="Arial"/>
+          <w:b w:val="1"/>
+          <w:i w:val="0"/>
+          <w:smallCaps w:val="0"/>
+          <w:strike w:val="0"/>
+          <w:color w:val="000000"/>
+          <w:sz w:val="22"/>
+          <w:szCs w:val="22"/>
+          <w:u w:val="none"/>
+          <w:shd w:fill="auto" w:val="clear"/>
+          <w:vertAlign w:val="baseline"/>
+          <w:rtl w:val="0"/>
+        </w:rPr>
+        <w:t xml:space="preserve">Tech Elevator: </w:t>
+      </w:r>
+      <w:r>
         <w:rPr>
           <w:rFonts w:ascii="Arial" w:cs="Arial" w:eastAsia="Arial" w:hAnsi="Arial"/>
           <w:b w:val="0"/>
@@ -606,41 +887,14 @@
           <w:u w:val="none"/>
           <w:shd w:fill="auto" w:val="clear"/>
           <w:vertAlign w:val="baseline"/>
-        </w:rPr>
-      </w:pPr>
-      <w:r>
-        <w:rPr>
-          <w:rFonts w:ascii="Arial" w:cs="Arial" w:eastAsia="Arial" w:hAnsi="Arial"/>
-          <w:b w:val="1"/>
-          <w:i w:val="0"/>
-          <w:smallCaps w:val="0"/>
-          <w:strike w:val="0"/>
-          <w:color w:val="000000"/>
-          <w:sz w:val="22"/>
-          <w:szCs w:val="22"/>
-          <w:u w:val="none"/>
-          <w:shd w:fill="auto" w:val="clear"/>
-          <w:vertAlign w:val="baseline"/>
-          <w:rtl w:val="0"/>
-        </w:rPr>
-        <w:t xml:space="preserve">Tech Elevator: </w:t>
-      </w:r>
-      <w:r>
-        <w:rPr>
-          <w:rFonts w:ascii="Arial" w:cs="Arial" w:eastAsia="Arial" w:hAnsi="Arial"/>
-          <w:b w:val="0"/>
-          <w:i w:val="1"/>
-          <w:smallCaps w:val="0"/>
-          <w:strike w:val="0"/>
-          <w:color w:val="000000"/>
-          <w:sz w:val="22"/>
-          <w:szCs w:val="22"/>
-          <w:u w:val="none"/>
-          <w:shd w:fill="auto" w:val="clear"/>
-          <w:vertAlign w:val="baseline"/>
           <w:rtl w:val="0"/>
         </w:rPr>
         <w:t xml:space="preserve">.NET Development (December 2018 - April 2019) </w:t>
+      </w:r>
+      <w:r>
+        <w:rPr>
+          <w:rtl w:val="0"/>
+        </w:rPr>
       </w:r>
     </w:p>
     <w:p>
@@ -660,36 +914,24 @@
         <w:spacing w:after="0" w:before="34.1851806640625" w:line="264.3717384338379" w:lineRule="auto"/>
         <w:ind w:left="7.920074462890625" w:right="775.7281494140625" w:hanging="7.920074462890625"/>
         <w:jc w:val="left"/>
-        <w:rPr>
-          <w:rFonts w:ascii="Arial" w:cs="Arial" w:eastAsia="Arial" w:hAnsi="Arial"/>
-          <w:b w:val="0"/>
-          <w:i w:val="0"/>
-          <w:smallCaps w:val="0"/>
-          <w:strike w:val="0"/>
-          <w:color w:val="000000"/>
-          <w:sz w:val="22"/>
-          <w:szCs w:val="22"/>
-          <w:u w:val="none"/>
-          <w:shd w:fill="auto" w:val="clear"/>
-          <w:vertAlign w:val="baseline"/>
-        </w:rPr>
-      </w:pPr>
-      <w:r>
-        <w:rPr>
-          <w:rFonts w:ascii="Arial" w:cs="Arial" w:eastAsia="Arial" w:hAnsi="Arial"/>
-          <w:b w:val="0"/>
-          <w:i w:val="0"/>
-          <w:smallCaps w:val="0"/>
-          <w:strike w:val="0"/>
-          <w:color w:val="000000"/>
-          <w:sz w:val="22"/>
-          <w:szCs w:val="22"/>
-          <w:u w:val="none"/>
-          <w:shd w:fill="auto" w:val="clear"/>
-          <w:vertAlign w:val="baseline"/>
-          <w:rtl w:val="0"/>
-        </w:rPr>
-        <w:t xml:space="preserve">A fast-paced 14-week bootcamp. Worked within a team to build several desktop/web applications from scratch</w:t>
+        <w:rPr/>
+      </w:pPr>
+      <w:r>
+        <w:rPr>
+          <w:rFonts w:ascii="Arial" w:cs="Arial" w:eastAsia="Arial" w:hAnsi="Arial"/>
+          <w:b w:val="0"/>
+          <w:i w:val="0"/>
+          <w:smallCaps w:val="0"/>
+          <w:strike w:val="0"/>
+          <w:color w:val="000000"/>
+          <w:sz w:val="22"/>
+          <w:szCs w:val="22"/>
+          <w:u w:val="none"/>
+          <w:shd w:fill="auto" w:val="clear"/>
+          <w:vertAlign w:val="baseline"/>
+          <w:rtl w:val="0"/>
+        </w:rPr>
+        <w:t xml:space="preserve">Worked within a team to build several desktop/web applications from scratch</w:t>
       </w:r>
       <w:r>
         <w:rPr>
@@ -718,24 +960,56 @@
         <w:rPr>
           <w:rtl w:val="0"/>
         </w:rPr>
-        <w:t xml:space="preserve">, as well as</w:t>
-      </w:r>
-      <w:r>
-        <w:rPr>
-          <w:rFonts w:ascii="Arial" w:cs="Arial" w:eastAsia="Arial" w:hAnsi="Arial"/>
-          <w:b w:val="0"/>
-          <w:i w:val="0"/>
-          <w:smallCaps w:val="0"/>
-          <w:strike w:val="0"/>
-          <w:color w:val="000000"/>
-          <w:sz w:val="22"/>
-          <w:szCs w:val="22"/>
-          <w:u w:val="none"/>
-          <w:shd w:fill="auto" w:val="clear"/>
-          <w:vertAlign w:val="baseline"/>
-          <w:rtl w:val="0"/>
-        </w:rPr>
-        <w:t xml:space="preserve"> Git for source control. Learned and practiced agile software development. </w:t>
+        <w:t xml:space="preserve">.</w:t>
+      </w:r>
+    </w:p>
+    <w:p>
+      <w:pPr>
+        <w:keepNext w:val="0"/>
+        <w:keepLines w:val="0"/>
+        <w:pageBreakBefore w:val="0"/>
+        <w:widowControl w:val="0"/>
+        <w:pBdr>
+          <w:top w:space="0" w:sz="0" w:val="nil"/>
+          <w:left w:space="0" w:sz="0" w:val="nil"/>
+          <w:bottom w:space="0" w:sz="0" w:val="nil"/>
+          <w:right w:space="0" w:sz="0" w:val="nil"/>
+          <w:between w:space="0" w:sz="0" w:val="nil"/>
+        </w:pBdr>
+        <w:shd w:fill="auto" w:val="clear"/>
+        <w:spacing w:after="0" w:before="34.1851806640625" w:line="264.3717384338379" w:lineRule="auto"/>
+        <w:ind w:left="7.920074462890625" w:right="775.7281494140625" w:hanging="7.920074462890625"/>
+        <w:jc w:val="left"/>
+        <w:rPr>
+          <w:rFonts w:ascii="Arial" w:cs="Arial" w:eastAsia="Arial" w:hAnsi="Arial"/>
+          <w:b w:val="0"/>
+          <w:i w:val="0"/>
+          <w:smallCaps w:val="0"/>
+          <w:strike w:val="0"/>
+          <w:color w:val="000000"/>
+          <w:sz w:val="22"/>
+          <w:szCs w:val="22"/>
+          <w:u w:val="none"/>
+          <w:shd w:fill="auto" w:val="clear"/>
+          <w:vertAlign w:val="baseline"/>
+        </w:rPr>
+      </w:pPr>
+      <w:r>
+        <w:rPr>
+          <w:rFonts w:ascii="Arial" w:cs="Arial" w:eastAsia="Arial" w:hAnsi="Arial"/>
+          <w:b w:val="0"/>
+          <w:i w:val="0"/>
+          <w:smallCaps w:val="0"/>
+          <w:strike w:val="0"/>
+          <w:color w:val="000000"/>
+          <w:sz w:val="22"/>
+          <w:szCs w:val="22"/>
+          <w:u w:val="none"/>
+          <w:shd w:fill="auto" w:val="clear"/>
+          <w:vertAlign w:val="baseline"/>
+          <w:rtl w:val="0"/>
+        </w:rPr>
+        <w:t xml:space="preserve">Learned and practiced agile software development. </w:t>
       </w:r>
     </w:p>
     <w:p>
@@ -818,7 +1092,18 @@
           <w:vertAlign w:val="baseline"/>
           <w:rtl w:val="0"/>
         </w:rPr>
-        <w:t xml:space="preserve">Studied and applied concepts of computer science and software design processes using C++. Learned and practiced web development concepts using HTML5, CSS, and JavaScript. </w:t>
+        <w:t xml:space="preserve">Studied and applied concepts of computer science and software design processes using C++. Learned and practiced web development concepts </w:t>
+      </w:r>
+      <w:r>
+        <w:rPr>
+          <w:rtl w:val="0"/>
+        </w:rPr>
+        <w:t xml:space="preserve">using HTML/CSS/JavaScript, MySQL, and React.</w:t>
+      </w:r>
+      <w:r>
+        <w:rPr>
+          <w:rtl w:val="0"/>
+        </w:rPr>
       </w:r>
     </w:p>
     <w:p>
@@ -854,20 +1139,15 @@
       </w:pPr>
       <w:r>
         <w:rPr>
-          <w:rFonts w:ascii="Arial" w:cs="Arial" w:eastAsia="Arial" w:hAnsi="Arial"/>
           <w:b w:val="1"/>
-          <w:i w:val="0"/>
-          <w:smallCaps w:val="0"/>
-          <w:strike w:val="0"/>
-          <w:color w:val="000000"/>
-          <w:sz w:val="22"/>
-          <w:szCs w:val="22"/>
-          <w:u w:val="none"/>
-          <w:shd w:fill="auto" w:val="clear"/>
-          <w:vertAlign w:val="baseline"/>
-          <w:rtl w:val="0"/>
-        </w:rPr>
-        <w:t xml:space="preserve">Projects </w:t>
+          <w:rtl w:val="0"/>
+        </w:rPr>
+        <w:t xml:space="preserve">Personal Project</w:t>
+      </w:r>
+      <w:r>
+        <w:rPr>
+          <w:rtl w:val="0"/>
+        </w:rPr>
       </w:r>
     </w:p>
     <w:p>
@@ -915,116 +1195,35 @@
         <w:ind w:right="168.037109375" w:hanging="1.97998046875"/>
         <w:rPr>
           <w:b w:val="1"/>
-        </w:rPr>
-      </w:pPr>
-      <w:r>
-        <w:rPr>
-          <w:rtl w:val="0"/>
-        </w:rPr>
-        <w:t xml:space="preserve">A hobby forum. Users can add, organize, share, and discuss useful links, files, and images relevant to their hobbies and interests. Built on React, .NET Core, and PostgreSQL; hosted on DigitalOcean. Open-source. </w:t>
+          <w:i w:val="0"/>
+          <w:smallCaps w:val="0"/>
+          <w:strike w:val="0"/>
+          <w:color w:val="000000"/>
+          <w:sz w:val="22"/>
+          <w:szCs w:val="22"/>
+          <w:u w:val="none"/>
+          <w:shd w:fill="auto" w:val="clear"/>
+          <w:vertAlign w:val="baseline"/>
+        </w:rPr>
+      </w:pPr>
+      <w:r>
+        <w:rPr>
+          <w:rtl w:val="0"/>
+        </w:rPr>
+        <w:t xml:space="preserve">A repository for useful information related to my hobbies</w:t>
+      </w:r>
+      <w:r>
+        <w:rPr>
+          <w:rtl w:val="0"/>
+        </w:rPr>
+        <w:t xml:space="preserve">; hosted on DigitalOcean. Open-source. </w:t>
       </w:r>
       <w:r>
         <w:rPr>
           <w:b w:val="1"/>
           <w:rtl w:val="0"/>
         </w:rPr>
-        <w:t xml:space="preserve">Currently being rebuilt from scratch. </w:t>
-      </w:r>
-    </w:p>
-    <w:p>
-      <w:pPr>
-        <w:keepNext w:val="0"/>
-        <w:keepLines w:val="0"/>
-        <w:pageBreakBefore w:val="0"/>
-        <w:widowControl w:val="0"/>
-        <w:pBdr>
-          <w:top w:space="0" w:sz="0" w:val="nil"/>
-          <w:left w:space="0" w:sz="0" w:val="nil"/>
-          <w:bottom w:space="0" w:sz="0" w:val="nil"/>
-          <w:right w:space="0" w:sz="0" w:val="nil"/>
-          <w:between w:space="0" w:sz="0" w:val="nil"/>
-        </w:pBdr>
-        <w:shd w:fill="auto" w:val="clear"/>
-        <w:spacing w:after="0" w:before="325.1092529296875" w:line="240" w:lineRule="auto"/>
-        <w:ind w:left="16.060028076171875" w:right="0" w:firstLine="0"/>
-        <w:jc w:val="left"/>
-        <w:rPr>
-          <w:b w:val="1"/>
-          <w:i w:val="1"/>
-          <w:smallCaps w:val="0"/>
-          <w:strike w:val="0"/>
-          <w:color w:val="1155cc"/>
-          <w:sz w:val="22"/>
-          <w:szCs w:val="22"/>
-          <w:u w:val="single"/>
-          <w:shd w:fill="auto" w:val="clear"/>
-          <w:vertAlign w:val="baseline"/>
-        </w:rPr>
-      </w:pPr>
-      <w:r>
-        <w:rPr>
-          <w:b w:val="1"/>
-          <w:rtl w:val="0"/>
-        </w:rPr>
-        <w:t xml:space="preserve">D&amp;DJ: </w:t>
-      </w:r>
-      <w:r>
-        <w:rPr>
-          <w:b w:val="1"/>
-          <w:i w:val="1"/>
-          <w:u w:val="single"/>
-          <w:rtl w:val="0"/>
-        </w:rPr>
-        <w:t xml:space="preserve">coming soon</w:t>
-      </w:r>
-      <w:r>
-        <w:rPr>
-          <w:rtl w:val="0"/>
-        </w:rPr>
-      </w:r>
-    </w:p>
-    <w:p>
-      <w:pPr>
-        <w:keepNext w:val="0"/>
-        <w:keepLines w:val="0"/>
-        <w:pageBreakBefore w:val="0"/>
-        <w:widowControl w:val="0"/>
-        <w:pBdr>
-          <w:top w:space="0" w:sz="0" w:val="nil"/>
-          <w:left w:space="0" w:sz="0" w:val="nil"/>
-          <w:bottom w:space="0" w:sz="0" w:val="nil"/>
-          <w:right w:space="0" w:sz="0" w:val="nil"/>
-          <w:between w:space="0" w:sz="0" w:val="nil"/>
-        </w:pBdr>
-        <w:shd w:fill="auto" w:val="clear"/>
-        <w:spacing w:after="0" w:before="34.1851806640625" w:line="264.3728542327881" w:lineRule="auto"/>
-        <w:ind w:left="11.00006103515625" w:right="963.4698486328125" w:firstLine="5.059967041015625"/>
-        <w:jc w:val="left"/>
-        <w:rPr>
-          <w:b w:val="1"/>
-          <w:i w:val="0"/>
-          <w:smallCaps w:val="0"/>
-          <w:strike w:val="0"/>
-          <w:color w:val="000000"/>
-          <w:sz w:val="22"/>
-          <w:szCs w:val="22"/>
-          <w:u w:val="none"/>
-          <w:shd w:fill="auto" w:val="clear"/>
-          <w:vertAlign w:val="baseline"/>
-        </w:rPr>
-      </w:pPr>
-      <w:r>
-        <w:rPr>
-          <w:rtl w:val="0"/>
-        </w:rPr>
-        <w:t xml:space="preserve">An app designed for D&amp;D players. Allows for quick and intuitive queuing, triggering, sequencing, and playback of music, sound effects, etc. Users can form groups to control a session between devices. </w:t>
-      </w:r>
-      <w:r>
-        <w:rPr>
-          <w:b w:val="1"/>
-          <w:rtl w:val="0"/>
-        </w:rPr>
-        <w:t xml:space="preserve">Currently in development.</w:t>
+        <w:t xml:space="preserve">Currently being rebuilt, expected to re-release December 2024.</w:t>
       </w:r>
       <w:r>
         <w:rPr>
@@ -1193,11 +1392,11 @@
 </file>
 
 <file path=word/numbering.xml><?xml version="1.0" encoding="utf-8"?>
-<w:numbering xmlns:mc="http://schemas.openxmlformats.org/markup-compatibility/2006" xmlns:o="urn:schemas-microsoft-com:office:office" xmlns:r="http://schemas.openxmlformats.org/officeDocument/2006/relationships" xmlns:m="http://schemas.openxmlformats.org/officeDocument/2006/math" xmlns:v="urn:schemas-microsoft-com:vml" xmlns:wp="http://schemas.openxmlformats.org/drawingml/2006/wordprocessingDrawing" xmlns:w10="urn:schemas-microsoft-com:office:word" xmlns:w="http://schemas.openxmlformats.org/wordprocessingml/2006/main" xmlns:wne="http://schemas.microsoft.com/office/word/2006/wordml" xmlns:sl="http://schemas.openxmlformats.org/schemaLibrary/2006/main" xmlns:a="http://schemas.openxmlformats.org/drawingml/2006/main" xmlns:pic="http://schemas.openxmlformats.org/drawingml/2006/picture" xmlns:c="http://schemas.openxmlformats.org/drawingml/2006/chart" xmlns:lc="http://schemas.openxmlformats.org/drawingml/2006/lockedCanvas" xmlns:dgm="http://schemas.openxmlformats.org/drawingml/2006/diagram" xmlns:wps="http://schemas.microsoft.com/office/word/2010/wordprocessingShape" xmlns:wpg="http://schemas.microsoft.com/office/word/2010/wordprocessingGroup" xmlns:w14="http://schemas.microsoft.com/office/word/2010/wordml" xmlns:w15="http://schemas.microsoft.com/office/word/2012/wordml"/>
+<w:numbering xmlns:mc="http://schemas.openxmlformats.org/markup-compatibility/2006" xmlns:o="urn:schemas-microsoft-com:office:office" xmlns:r="http://schemas.openxmlformats.org/officeDocument/2006/relationships" xmlns:m="http://schemas.openxmlformats.org/officeDocument/2006/math" xmlns:v="urn:schemas-microsoft-com:vml" xmlns:wp="http://schemas.openxmlformats.org/drawingml/2006/wordprocessingDrawing" xmlns:w10="urn:schemas-microsoft-com:office:word" xmlns:w="http://schemas.openxmlformats.org/wordprocessingml/2006/main" xmlns:wne="http://schemas.microsoft.com/office/word/2006/wordml" xmlns:sl="http://schemas.openxmlformats.org/schemaLibrary/2006/main" xmlns:a="http://schemas.openxmlformats.org/drawingml/2006/main" xmlns:pic="http://schemas.openxmlformats.org/drawingml/2006/picture" xmlns:c="http://schemas.openxmlformats.org/drawingml/2006/chart" xmlns:lc="http://schemas.openxmlformats.org/drawingml/2006/lockedCanvas" xmlns:dgm="http://schemas.openxmlformats.org/drawingml/2006/diagram" xmlns:wps="http://schemas.microsoft.com/office/word/2010/wordprocessingShape" xmlns:wpg="http://schemas.microsoft.com/office/word/2010/wordprocessingGroup" xmlns:w14="http://schemas.microsoft.com/office/word/2010/wordml" xmlns:w15="http://schemas.microsoft.com/office/word/2012/wordml" xmlns:w16="http://schemas.microsoft.com/office/word/2018/wordml" xmlns:w16cex="http://schemas.microsoft.com/office/word/2018/wordml/cex" xmlns:w16cid="http://schemas.microsoft.com/office/word/2016/wordml/cid" xmlns="http://schemas.microsoft.com/office/tasks/2019/documenttasks" xmlns:cr="http://schemas.microsoft.com/office/comments/2020/reactions"/>
 </file>
 
 <file path=word/styles.xml><?xml version="1.0" encoding="utf-8"?>
-<w:styles xmlns:mc="http://schemas.openxmlformats.org/markup-compatibility/2006" xmlns:o="urn:schemas-microsoft-com:office:office" xmlns:r="http://schemas.openxmlformats.org/officeDocument/2006/relationships" xmlns:m="http://schemas.openxmlformats.org/officeDocument/2006/math" xmlns:v="urn:schemas-microsoft-com:vml" xmlns:wp="http://schemas.openxmlformats.org/drawingml/2006/wordprocessingDrawing" xmlns:w10="urn:schemas-microsoft-com:office:word" xmlns:w="http://schemas.openxmlformats.org/wordprocessingml/2006/main" xmlns:wne="http://schemas.microsoft.com/office/word/2006/wordml" xmlns:sl="http://schemas.openxmlformats.org/schemaLibrary/2006/main" xmlns:a="http://schemas.openxmlformats.org/drawingml/2006/main" xmlns:pic="http://schemas.openxmlformats.org/drawingml/2006/picture" xmlns:c="http://schemas.openxmlformats.org/drawingml/2006/chart" xmlns:lc="http://schemas.openxmlformats.org/drawingml/2006/lockedCanvas" xmlns:dgm="http://schemas.openxmlformats.org/drawingml/2006/diagram" xmlns:wps="http://schemas.microsoft.com/office/word/2010/wordprocessingShape" xmlns:wpg="http://schemas.microsoft.com/office/word/2010/wordprocessingGroup" xmlns:w14="http://schemas.microsoft.com/office/word/2010/wordml" xmlns:w15="http://schemas.microsoft.com/office/word/2012/wordml">
+<w:styles xmlns:mc="http://schemas.openxmlformats.org/markup-compatibility/2006" xmlns:o="urn:schemas-microsoft-com:office:office" xmlns:r="http://schemas.openxmlformats.org/officeDocument/2006/relationships" xmlns:m="http://schemas.openxmlformats.org/officeDocument/2006/math" xmlns:v="urn:schemas-microsoft-com:vml" xmlns:wp="http://schemas.openxmlformats.org/drawingml/2006/wordprocessingDrawing" xmlns:w10="urn:schemas-microsoft-com:office:word" xmlns:w="http://schemas.openxmlformats.org/wordprocessingml/2006/main" xmlns:wne="http://schemas.microsoft.com/office/word/2006/wordml" xmlns:sl="http://schemas.openxmlformats.org/schemaLibrary/2006/main" xmlns:a="http://schemas.openxmlformats.org/drawingml/2006/main" xmlns:pic="http://schemas.openxmlformats.org/drawingml/2006/picture" xmlns:c="http://schemas.openxmlformats.org/drawingml/2006/chart" xmlns:lc="http://schemas.openxmlformats.org/drawingml/2006/lockedCanvas" xmlns:dgm="http://schemas.openxmlformats.org/drawingml/2006/diagram" xmlns:wps="http://schemas.microsoft.com/office/word/2010/wordprocessingShape" xmlns:wpg="http://schemas.microsoft.com/office/word/2010/wordprocessingGroup" xmlns:w14="http://schemas.microsoft.com/office/word/2010/wordml" xmlns:w15="http://schemas.microsoft.com/office/word/2012/wordml" xmlns:w16="http://schemas.microsoft.com/office/word/2018/wordml" xmlns:w16cex="http://schemas.microsoft.com/office/word/2018/wordml/cex" xmlns:w16cid="http://schemas.microsoft.com/office/word/2016/wordml/cid" xmlns="http://schemas.microsoft.com/office/tasks/2019/documenttasks" xmlns:cr="http://schemas.microsoft.com/office/comments/2020/reactions">
   <w:docDefaults>
     <w:rPrDefault>
       <w:rPr>
